--- a/public/Hardware_Room_Allotment.docx
+++ b/public/Hardware_Room_Allotment.docx
@@ -3307,6 +3307,7 @@
     </w:tbl>
     <w:p>
       <w:pPr>
+        <w:pageBreakBefore/>
         <w:spacing w:after="40" w:before="250"/>
       </w:pPr>
       <w:r>
@@ -6594,6 +6595,7 @@
     </w:tbl>
     <w:p>
       <w:pPr>
+        <w:pageBreakBefore/>
         <w:spacing w:after="40" w:before="250"/>
       </w:pPr>
       <w:r>
@@ -9881,6 +9883,7 @@
     </w:tbl>
     <w:p>
       <w:pPr>
+        <w:pageBreakBefore/>
         <w:spacing w:after="40" w:before="250"/>
       </w:pPr>
       <w:r>
@@ -13168,6 +13171,7 @@
     </w:tbl>
     <w:p>
       <w:pPr>
+        <w:pageBreakBefore/>
         <w:spacing w:after="40" w:before="250"/>
       </w:pPr>
       <w:r>
@@ -16455,6 +16459,7 @@
     </w:tbl>
     <w:p>
       <w:pPr>
+        <w:pageBreakBefore/>
         <w:spacing w:after="40" w:before="250"/>
       </w:pPr>
       <w:r>
@@ -19742,6 +19747,7 @@
     </w:tbl>
     <w:p>
       <w:pPr>
+        <w:pageBreakBefore/>
         <w:spacing w:after="40" w:before="250"/>
       </w:pPr>
       <w:r>
